--- a/_ms-praca_/ms_praca.docx
+++ b/_ms-praca_/ms_praca.docx
@@ -9310,6 +9310,7 @@
   <w:style w:type="character" w:default="1" w:styleId="Predvolenpsmoodseku">
     <w:name w:val="Default Paragraph Font"/>
     <w:uiPriority w:val="1"/>
+    <w:semiHidden/>
     <w:unhideWhenUsed/>
   </w:style>
   <w:style w:type="table" w:default="1" w:styleId="Normlnatabuka">
@@ -10138,16 +10139,25 @@
 </file>
 
 <file path=customXml/item1.xml><?xml version="1.0" encoding="utf-8"?>
+<b:Sources xmlns:b="http://schemas.openxmlformats.org/officeDocument/2006/bibliography" xmlns="http://schemas.openxmlformats.org/officeDocument/2006/bibliography" SelectedStyle="\APASixthEditionOfficeOnline.xsl" StyleName="APA" Version="6"/>
+</file>
+
+<file path=customXml/item2.xml><?xml version="1.0" encoding="utf-8"?>
 <p:properties xmlns:p="http://schemas.microsoft.com/office/2006/metadata/properties" xmlns:xsi="http://www.w3.org/2001/XMLSchema-instance" xmlns:pc="http://schemas.microsoft.com/office/infopath/2007/PartnerControls">
   <documentManagement/>
 </p:properties>
 </file>
 
-<file path=customXml/item2.xml><?xml version="1.0" encoding="utf-8"?>
-<b:Sources xmlns:b="http://schemas.openxmlformats.org/officeDocument/2006/bibliography" xmlns="http://schemas.openxmlformats.org/officeDocument/2006/bibliography" SelectedStyle="\APASixthEditionOfficeOnline.xsl" StyleName="APA" Version="6"/>
+<file path=customXml/item3.xml><?xml version="1.0" encoding="utf-8"?>
+<?mso-contentType ?>
+<FormTemplates xmlns="http://schemas.microsoft.com/sharepoint/v3/contenttype/forms">
+  <Display>DocumentLibraryForm</Display>
+  <Edit>DocumentLibraryForm</Edit>
+  <New>DocumentLibraryForm</New>
+</FormTemplates>
 </file>
 
-<file path=customXml/item3.xml><?xml version="1.0" encoding="utf-8"?>
+<file path=customXml/item4.xml><?xml version="1.0" encoding="utf-8"?>
 <ct:contentTypeSchema xmlns:ct="http://schemas.microsoft.com/office/2006/metadata/contentType" xmlns:ma="http://schemas.microsoft.com/office/2006/metadata/properties/metaAttributes" ct:_="" ma:_="" ma:contentTypeName="Dokument" ma:contentTypeID="0x0101007AC548EE66F0114FA963973991453F4D" ma:contentTypeVersion="4" ma:contentTypeDescription="Umožňuje vytvoriť nový dokument." ma:contentTypeScope="" ma:versionID="8d873bbe267a9a528563c00f460dff7e">
   <xsd:schema xmlns:xsd="http://www.w3.org/2001/XMLSchema" xmlns:xs="http://www.w3.org/2001/XMLSchema" xmlns:p="http://schemas.microsoft.com/office/2006/metadata/properties" xmlns:ns3="40387403-fdd1-4f97-8958-598fd7280d0f" targetNamespace="http://schemas.microsoft.com/office/2006/metadata/properties" ma:root="true" ma:fieldsID="827bc282c84c8898e17b21620449289d" ns3:_="">
     <xsd:import namespace="40387403-fdd1-4f97-8958-598fd7280d0f"/>
@@ -10291,16 +10301,15 @@
 </ct:contentTypeSchema>
 </file>
 
-<file path=customXml/item4.xml><?xml version="1.0" encoding="utf-8"?>
-<?mso-contentType ?>
-<FormTemplates xmlns="http://schemas.microsoft.com/sharepoint/v3/contenttype/forms">
-  <Display>DocumentLibraryForm</Display>
-  <Edit>DocumentLibraryForm</Edit>
-  <New>DocumentLibraryForm</New>
-</FormTemplates>
+<file path=customXml/itemProps1.xml><?xml version="1.0" encoding="utf-8"?>
+<ds:datastoreItem xmlns:ds="http://schemas.openxmlformats.org/officeDocument/2006/customXml" ds:itemID="{33B51BA0-60DC-4A69-874E-22CBA927F23E}">
+  <ds:schemaRefs>
+    <ds:schemaRef ds:uri="http://schemas.openxmlformats.org/officeDocument/2006/bibliography"/>
+  </ds:schemaRefs>
+</ds:datastoreItem>
 </file>
 
-<file path=customXml/itemProps1.xml><?xml version="1.0" encoding="utf-8"?>
+<file path=customXml/itemProps2.xml><?xml version="1.0" encoding="utf-8"?>
 <ds:datastoreItem xmlns:ds="http://schemas.openxmlformats.org/officeDocument/2006/customXml" ds:itemID="{8A7D4A20-64F2-4259-949F-7A93E612CEDE}">
   <ds:schemaRefs>
     <ds:schemaRef ds:uri="http://schemas.microsoft.com/office/2006/metadata/properties"/>
@@ -10309,15 +10318,15 @@
 </ds:datastoreItem>
 </file>
 
-<file path=customXml/itemProps2.xml><?xml version="1.0" encoding="utf-8"?>
-<ds:datastoreItem xmlns:ds="http://schemas.openxmlformats.org/officeDocument/2006/customXml" ds:itemID="{33B51BA0-60DC-4A69-874E-22CBA927F23E}">
+<file path=customXml/itemProps3.xml><?xml version="1.0" encoding="utf-8"?>
+<ds:datastoreItem xmlns:ds="http://schemas.openxmlformats.org/officeDocument/2006/customXml" ds:itemID="{1F4F2074-9665-40AE-AC4D-38B5428FDE6E}">
   <ds:schemaRefs>
-    <ds:schemaRef ds:uri="http://schemas.openxmlformats.org/officeDocument/2006/bibliography"/>
+    <ds:schemaRef ds:uri="http://schemas.microsoft.com/sharepoint/v3/contenttype/forms"/>
   </ds:schemaRefs>
 </ds:datastoreItem>
 </file>
 
-<file path=customXml/itemProps3.xml><?xml version="1.0" encoding="utf-8"?>
+<file path=customXml/itemProps4.xml><?xml version="1.0" encoding="utf-8"?>
 <ds:datastoreItem xmlns:ds="http://schemas.openxmlformats.org/officeDocument/2006/customXml" ds:itemID="{BB88ED90-D4E6-49B5-98A1-9B237C912238}">
   <ds:schemaRefs>
     <ds:schemaRef ds:uri="http://schemas.microsoft.com/office/2006/metadata/contentType"/>
@@ -10333,12 +10342,4 @@
     <ds:schemaRef ds:uri="http://schemas.microsoft.com/internal/obd"/>
   </ds:schemaRefs>
 </ds:datastoreItem>
-</file>
-
-<file path=customXml/itemProps4.xml><?xml version="1.0" encoding="utf-8"?>
-<ds:datastoreItem xmlns:ds="http://schemas.openxmlformats.org/officeDocument/2006/customXml" ds:itemID="{1F4F2074-9665-40AE-AC4D-38B5428FDE6E}">
-  <ds:schemaRefs>
-    <ds:schemaRef ds:uri="http://schemas.microsoft.com/sharepoint/v3/contenttype/forms"/>
-  </ds:schemaRefs>
-</ds:datastoreItem>
 </file>